--- a/BRISAS/LISTA DE MAILS ACTUALIZADA.docx
+++ b/BRISAS/LISTA DE MAILS ACTUALIZADA.docx
@@ -180,10 +180,6 @@
       </w:r>
       <w:r>
         <w:br/>
-        <w:t>Diego Damino &lt;diegodamino@hotmail.com&gt;,</w:t>
-      </w:r>
-      <w:r>
-        <w:br/>
       </w:r>
       <w:proofErr w:type="spellStart"/>
       <w:r>
@@ -343,13 +339,13 @@
       </w:r>
       <w:r>
         <w:br/>
+        <w:t>Josefina Giordani &lt;alquileres.josefina@gmail.com&gt;,</w:t>
+      </w:r>
+      <w:r>
+        <w:br/>
       </w:r>
       <w:r>
         <w:lastRenderedPageBreak/>
-        <w:t>Josefina Giordani &lt;alquileres.josefina@gmail.com&gt;,</w:t>
-      </w:r>
-      <w:r>
-        <w:br/>
         <w:t>Ivana Herrera &lt;ivanalagolosinerasrl@gmail.com&gt;,</w:t>
       </w:r>
       <w:r>
@@ -632,13 +628,13 @@
       </w:r>
       <w:r>
         <w:br/>
+        <w:t>Fernanda Mendia &lt;fernandamendia@yahoo.com.ar&gt;,</w:t>
+      </w:r>
+      <w:r>
+        <w:br/>
       </w:r>
       <w:r>
         <w:lastRenderedPageBreak/>
-        <w:t>Fernanda Mendia &lt;fernandamendia@yahoo.com.ar&gt;,</w:t>
-      </w:r>
-      <w:r>
-        <w:br/>
         <w:t>Gaston Didio &lt;gmdb@argentina.com&gt;,</w:t>
       </w:r>
       <w:r>
@@ -1419,6 +1415,7 @@
   <w:style w:type="character" w:default="1" w:styleId="Fuentedeprrafopredeter">
     <w:name w:val="Default Paragraph Font"/>
     <w:uiPriority w:val="1"/>
+    <w:semiHidden/>
     <w:unhideWhenUsed/>
   </w:style>
   <w:style w:type="table" w:default="1" w:styleId="Tablanormal">

--- a/BRISAS/LISTA DE MAILS ACTUALIZADA.docx
+++ b/BRISAS/LISTA DE MAILS ACTUALIZADA.docx
@@ -1,6 +1,6 @@
 
 <file path=word/document.xml><?xml version="1.0" encoding="utf-8"?>
-<w:document xmlns:wpc="http://schemas.microsoft.com/office/word/2010/wordprocessingCanvas" xmlns:cx="http://schemas.microsoft.com/office/drawing/2014/chartex" xmlns:cx1="http://schemas.microsoft.com/office/drawing/2015/9/8/chartex" xmlns:cx2="http://schemas.microsoft.com/office/drawing/2015/10/21/chartex" xmlns:cx3="http://schemas.microsoft.com/office/drawing/2016/5/9/chartex" xmlns:cx4="http://schemas.microsoft.com/office/drawing/2016/5/10/chartex" xmlns:cx5="http://schemas.microsoft.com/office/drawing/2016/5/11/chartex" xmlns:cx6="http://schemas.microsoft.com/office/drawing/2016/5/12/chartex" xmlns:cx7="http://schemas.microsoft.com/office/drawing/2016/5/13/chartex" xmlns:cx8="http://schemas.microsoft.com/office/drawing/2016/5/14/chartex" xmlns:mc="http://schemas.openxmlformats.org/markup-compatibility/2006" xmlns:aink="http://schemas.microsoft.com/office/drawing/2016/ink" xmlns:am3d="http://schemas.microsoft.com/office/drawing/2017/model3d" xmlns:o="urn:schemas-microsoft-com:office:office" xmlns:oel="http://schemas.microsoft.com/office/2019/extlst" xmlns:r="http://schemas.openxmlformats.org/officeDocument/2006/relationships" xmlns:m="http://schemas.openxmlformats.org/officeDocument/2006/math" xmlns:v="urn:schemas-microsoft-com:vml" xmlns:wp14="http://schemas.microsoft.com/office/word/2010/wordprocessingDrawing" xmlns:wp="http://schemas.openxmlformats.org/drawingml/2006/wordprocessingDrawing" xmlns:w10="urn:schemas-microsoft-com:office:word" xmlns:w="http://schemas.openxmlformats.org/wordprocessingml/2006/main" xmlns:w14="http://schemas.microsoft.com/office/word/2010/wordml" xmlns:w15="http://schemas.microsoft.com/office/word/2012/wordml" xmlns:w16cex="http://schemas.microsoft.com/office/word/2018/wordml/cex" xmlns:w16cid="http://schemas.microsoft.com/office/word/2016/wordml/cid" xmlns:w16="http://schemas.microsoft.com/office/word/2018/wordml" xmlns:w16du="http://schemas.microsoft.com/office/word/2023/wordml/word16du" xmlns:w16sdtdh="http://schemas.microsoft.com/office/word/2020/wordml/sdtdatahash" xmlns:w16sdtfl="http://schemas.microsoft.com/office/word/2024/wordml/sdtformatlock" xmlns:w16se="http://schemas.microsoft.com/office/word/2015/wordml/symex" xmlns:wpg="http://schemas.microsoft.com/office/word/2010/wordprocessingGroup" xmlns:wpi="http://schemas.microsoft.com/office/word/2010/wordprocessingInk" xmlns:wne="http://schemas.microsoft.com/office/word/2006/wordml" xmlns:wps="http://schemas.microsoft.com/office/word/2010/wordprocessingShape" mc:Ignorable="w14 w15 w16se w16cid w16 w16cex w16sdtdh w16sdtfl w16du wp14">
+<w:document xmlns:wpc="http://schemas.microsoft.com/office/word/2010/wordprocessingCanvas" xmlns:cx="http://schemas.microsoft.com/office/drawing/2014/chartex" xmlns:cx1="http://schemas.microsoft.com/office/drawing/2015/9/8/chartex" xmlns:cx2="http://schemas.microsoft.com/office/drawing/2015/10/21/chartex" xmlns:cx3="http://schemas.microsoft.com/office/drawing/2016/5/9/chartex" xmlns:cx4="http://schemas.microsoft.com/office/drawing/2016/5/10/chartex" xmlns:cx5="http://schemas.microsoft.com/office/drawing/2016/5/11/chartex" xmlns:cx6="http://schemas.microsoft.com/office/drawing/2016/5/12/chartex" xmlns:cx7="http://schemas.microsoft.com/office/drawing/2016/5/13/chartex" xmlns:cx8="http://schemas.microsoft.com/office/drawing/2016/5/14/chartex" xmlns:mc="http://schemas.openxmlformats.org/markup-compatibility/2006" xmlns:aink="http://schemas.microsoft.com/office/drawing/2016/ink" xmlns:am3d="http://schemas.microsoft.com/office/drawing/2017/model3d" xmlns:o="urn:schemas-microsoft-com:office:office" xmlns:r="http://schemas.openxmlformats.org/officeDocument/2006/relationships" xmlns:m="http://schemas.openxmlformats.org/officeDocument/2006/math" xmlns:v="urn:schemas-microsoft-com:vml" xmlns:wp14="http://schemas.microsoft.com/office/word/2010/wordprocessingDrawing" xmlns:wp="http://schemas.openxmlformats.org/drawingml/2006/wordprocessingDrawing" xmlns:w10="urn:schemas-microsoft-com:office:word" xmlns:w="http://schemas.openxmlformats.org/wordprocessingml/2006/main" xmlns:w14="http://schemas.microsoft.com/office/word/2010/wordml" xmlns:w15="http://schemas.microsoft.com/office/word/2012/wordml" xmlns:w16cex="http://schemas.microsoft.com/office/word/2018/wordml/cex" xmlns:w16cid="http://schemas.microsoft.com/office/word/2016/wordml/cid" xmlns:w16="http://schemas.microsoft.com/office/word/2018/wordml" xmlns:w16sdtdh="http://schemas.microsoft.com/office/word/2020/wordml/sdtdatahash" xmlns:w16se="http://schemas.microsoft.com/office/word/2015/wordml/symex" xmlns:wpg="http://schemas.microsoft.com/office/word/2010/wordprocessingGroup" xmlns:wpi="http://schemas.microsoft.com/office/word/2010/wordprocessingInk" xmlns:wne="http://schemas.microsoft.com/office/word/2006/wordml" xmlns:wps="http://schemas.microsoft.com/office/word/2010/wordprocessingShape" mc:Ignorable="w14 w15 w16se w16cid w16 w16cex w16sdtdh wp14">
   <w:body>
     <w:p>
       <w:r>
@@ -8,22 +8,7 @@
       </w:r>
       <w:r>
         <w:br/>
-      </w:r>
-      <w:proofErr w:type="spellStart"/>
-      <w:r>
-        <w:t>Administación</w:t>
-      </w:r>
-      <w:proofErr w:type="spellEnd"/>
-      <w:r>
-        <w:t xml:space="preserve"> </w:t>
-      </w:r>
-      <w:proofErr w:type="spellStart"/>
-      <w:r>
-        <w:t>Vazquez</w:t>
-      </w:r>
-      <w:proofErr w:type="spellEnd"/>
-      <w:r>
-        <w:t xml:space="preserve"> &lt;admin@avazquezehijos.com.ar&gt;,</w:t>
+        <w:t>Administación Vazquez &lt;admin@avazquezehijos.com.ar&gt;,</w:t>
       </w:r>
       <w:r>
         <w:br/>
@@ -35,65 +20,27 @@
       </w:r>
       <w:r>
         <w:br/>
-      </w:r>
-      <w:proofErr w:type="spellStart"/>
-      <w:r>
-        <w:t>alejandro</w:t>
-      </w:r>
-      <w:proofErr w:type="spellEnd"/>
-      <w:r>
-        <w:t xml:space="preserve"> </w:t>
-      </w:r>
-      <w:proofErr w:type="spellStart"/>
-      <w:r>
-        <w:t>rosemberg</w:t>
-      </w:r>
-      <w:proofErr w:type="spellEnd"/>
-      <w:r>
-        <w:t xml:space="preserve"> &lt;alexandermond@hotmail.com&gt;,</w:t>
-      </w:r>
-      <w:r>
-        <w:br/>
-      </w:r>
-      <w:proofErr w:type="spellStart"/>
-      <w:r>
-        <w:t>ariel</w:t>
-      </w:r>
-      <w:proofErr w:type="spellEnd"/>
-      <w:r>
-        <w:t xml:space="preserve"> </w:t>
-      </w:r>
-      <w:proofErr w:type="spellStart"/>
-      <w:r>
-        <w:t>giallonardo</w:t>
-      </w:r>
-      <w:proofErr w:type="spellEnd"/>
-      <w:r>
-        <w:t xml:space="preserve"> &lt;doctorgiallonardo@live.com&gt;,</w:t>
-      </w:r>
-      <w:r>
-        <w:br/>
-        <w:t xml:space="preserve">Tamburrino </w:t>
-      </w:r>
-      <w:proofErr w:type="spellStart"/>
-      <w:r>
-        <w:t>Hnos</w:t>
-      </w:r>
-      <w:proofErr w:type="spellEnd"/>
-      <w:r>
-        <w:t xml:space="preserve"> - &lt;administracion4@tamburrinomotos.com.ar&gt;,</w:t>
-      </w:r>
-      <w:r>
-        <w:br/>
-        <w:t xml:space="preserve">Sandra Noemi </w:t>
-      </w:r>
-      <w:proofErr w:type="spellStart"/>
-      <w:r>
-        <w:t>Lopez</w:t>
-      </w:r>
-      <w:proofErr w:type="spellEnd"/>
-      <w:r>
-        <w:t xml:space="preserve"> Azaña &lt;sandranlopez@hotmail.com&gt;,</w:t>
+        <w:t>alejandro rosemberg &lt;alexandermond@hotmail.com&gt;,</w:t>
+      </w:r>
+    </w:p>
+    <w:p>
+      <w:r>
+        <w:t>solisdaniel111@hotmail.com</w:t>
+      </w:r>
+      <w:r>
+        <w:t>,</w:t>
+      </w:r>
+      <w:r>
+        <w:br/>
+        <w:t>ariel giallonardo &lt;doctorgiallonardo@live.com&gt;,</w:t>
+      </w:r>
+      <w:r>
+        <w:br/>
+        <w:t>Tamburrino Hnos - &lt;administracion4@tamburrinomotos.com.ar&gt;,</w:t>
+      </w:r>
+      <w:r>
+        <w:br/>
+        <w:t>Sandra Noemi Lopez Azaña &lt;sandranlopez@hotmail.com&gt;,</w:t>
       </w:r>
       <w:r>
         <w:br/>
@@ -113,15 +60,7 @@
       </w:r>
       <w:r>
         <w:br/>
-        <w:t xml:space="preserve">Luis y </w:t>
-      </w:r>
-      <w:proofErr w:type="spellStart"/>
-      <w:r>
-        <w:t>karina</w:t>
-      </w:r>
-      <w:proofErr w:type="spellEnd"/>
-      <w:r>
-        <w:t xml:space="preserve"> Grecco &lt;brujitalimpieza@hotmail.com&gt;,</w:t>
+        <w:t>Luis y karina Grecco &lt;brujitalimpieza@hotmail.com&gt;,</w:t>
       </w:r>
       <w:r>
         <w:br/>
@@ -161,84 +100,23 @@
       </w:r>
       <w:r>
         <w:br/>
-      </w:r>
-      <w:proofErr w:type="spellStart"/>
-      <w:r>
-        <w:t>daniel</w:t>
-      </w:r>
-      <w:proofErr w:type="spellEnd"/>
-      <w:r>
-        <w:t xml:space="preserve"> molina &lt;</w:t>
-      </w:r>
-      <w:proofErr w:type="spellStart"/>
-      <w:r>
-        <w:t>leomolina</w:t>
-      </w:r>
-      <w:proofErr w:type="spellEnd"/>
-      <w:r>
-        <w:t>-@hotmail.com&gt;,</w:t>
-      </w:r>
-      <w:r>
-        <w:br/>
-      </w:r>
-      <w:proofErr w:type="spellStart"/>
-      <w:r>
-        <w:t>yanina</w:t>
-      </w:r>
-      <w:proofErr w:type="spellEnd"/>
-      <w:r>
-        <w:t xml:space="preserve"> de </w:t>
-      </w:r>
-      <w:proofErr w:type="spellStart"/>
-      <w:r>
-        <w:t>nardi</w:t>
-      </w:r>
-      <w:proofErr w:type="spellEnd"/>
-      <w:r>
-        <w:t xml:space="preserve"> &lt;agusanya10@gmail.com&gt;,</w:t>
-      </w:r>
-      <w:r>
-        <w:br/>
-        <w:t xml:space="preserve">Diego H </w:t>
-      </w:r>
-      <w:proofErr w:type="spellStart"/>
-      <w:r>
-        <w:t>Hernandez</w:t>
-      </w:r>
-      <w:proofErr w:type="spellEnd"/>
-      <w:r>
-        <w:t xml:space="preserve"> &lt;diegoh1970@gmail.com&gt;,</w:t>
-      </w:r>
-      <w:r>
-        <w:br/>
-      </w:r>
-      <w:proofErr w:type="spellStart"/>
-      <w:r>
-        <w:t>estefania</w:t>
-      </w:r>
-      <w:proofErr w:type="spellEnd"/>
-      <w:r>
-        <w:t xml:space="preserve"> </w:t>
-      </w:r>
-      <w:proofErr w:type="spellStart"/>
-      <w:r>
-        <w:t>tortorici</w:t>
-      </w:r>
-      <w:proofErr w:type="spellEnd"/>
-      <w:r>
-        <w:t xml:space="preserve"> &lt;fefi_tortorici@hotmail.com&gt;,</w:t>
-      </w:r>
-      <w:r>
-        <w:br/>
-        <w:t xml:space="preserve">SANTIAGO ROMAN </w:t>
-      </w:r>
-      <w:proofErr w:type="spellStart"/>
-      <w:r>
-        <w:t>Ramirez</w:t>
-      </w:r>
-      <w:proofErr w:type="spellEnd"/>
-      <w:r>
-        <w:t xml:space="preserve"> &lt;elindiomayorista@gmail.com&gt;,</w:t>
+        <w:t>daniel molina &lt;leomolina-@hotmail.com&gt;,</w:t>
+      </w:r>
+      <w:r>
+        <w:br/>
+        <w:t>yanina de nardi &lt;agusanya10@gmail.com&gt;,</w:t>
+      </w:r>
+      <w:r>
+        <w:br/>
+        <w:t>Diego H Hernandez &lt;diegoh1970@gmail.com&gt;,</w:t>
+      </w:r>
+      <w:r>
+        <w:br/>
+        <w:t>estefania tortorici &lt;fefi_tortorici@hotmail.com&gt;,</w:t>
+      </w:r>
+      <w:r>
+        <w:br/>
+        <w:t>SANTIAGO ROMAN Ramirez &lt;elindiomayorista@gmail.com&gt;,</w:t>
       </w:r>
       <w:r>
         <w:br/>
@@ -246,22 +124,7 @@
       </w:r>
       <w:r>
         <w:br/>
-      </w:r>
-      <w:proofErr w:type="spellStart"/>
-      <w:r>
-        <w:t>leandro</w:t>
-      </w:r>
-      <w:proofErr w:type="spellEnd"/>
-      <w:r>
-        <w:t xml:space="preserve"> </w:t>
-      </w:r>
-      <w:proofErr w:type="spellStart"/>
-      <w:r>
-        <w:t>espinola</w:t>
-      </w:r>
-      <w:proofErr w:type="spellEnd"/>
-      <w:r>
-        <w:t xml:space="preserve"> &lt;leandroespinola@yahoo.com.ar&gt;,</w:t>
+        <w:t>leandro espinola &lt;leandroespinola@yahoo.com.ar&gt;,</w:t>
       </w:r>
       <w:r>
         <w:br/>
@@ -301,41 +164,14 @@
       </w:r>
       <w:r>
         <w:br/>
-      </w:r>
-      <w:proofErr w:type="spellStart"/>
-      <w:r>
-        <w:t>jose</w:t>
-      </w:r>
-      <w:proofErr w:type="spellEnd"/>
-      <w:r>
-        <w:t xml:space="preserve"> </w:t>
-      </w:r>
-      <w:proofErr w:type="spellStart"/>
-      <w:r>
-        <w:t>luis</w:t>
-      </w:r>
-      <w:proofErr w:type="spellEnd"/>
-      <w:r>
-        <w:t xml:space="preserve"> </w:t>
-      </w:r>
-      <w:proofErr w:type="spellStart"/>
-      <w:r>
-        <w:t>gomez</w:t>
-      </w:r>
-      <w:proofErr w:type="spellEnd"/>
-      <w:r>
-        <w:t xml:space="preserve"> &lt;j_lgomez@live.com&gt;,</w:t>
-      </w:r>
-      <w:r>
-        <w:br/>
-      </w:r>
-      <w:proofErr w:type="spellStart"/>
-      <w:r>
-        <w:t>Victor</w:t>
-      </w:r>
-      <w:proofErr w:type="spellEnd"/>
-      <w:r>
-        <w:t>-Gerardo Notarfrancesco &lt;v.g.notarfrancesco@hotmail.com&gt;,</w:t>
+        <w:t>jose luis gomez &lt;j_lgomez@live.com&gt;,</w:t>
+      </w:r>
+      <w:r>
+        <w:br/>
+      </w:r>
+      <w:r>
+        <w:lastRenderedPageBreak/>
+        <w:t>Victor-Gerardo Notarfrancesco &lt;v.g.notarfrancesco@hotmail.com&gt;,</w:t>
       </w:r>
       <w:r>
         <w:br/>
@@ -343,288 +179,166 @@
       </w:r>
       <w:r>
         <w:br/>
+        <w:t>Ivana Herrera &lt;ivanalagolosinerasrl@gmail.com&gt;,</w:t>
+      </w:r>
+      <w:r>
+        <w:br/>
+        <w:t>hernan jose santangelo &lt;hernan.santangelo@googlemail.com&gt;,</w:t>
+      </w:r>
+      <w:r>
+        <w:br/>
+        <w:t>Pablo Nelson Huerta &lt;OnlineBanking@bancogalicia.com.ar&gt;,</w:t>
+      </w:r>
+      <w:r>
+        <w:br/>
+        <w:t>Ismael Matta &lt;ismael.matta@proilde.com&gt;,</w:t>
+      </w:r>
+      <w:r>
+        <w:br/>
+        <w:t>juan ignacio santangelo &lt;juanignaciosantangelo@gmail.com&gt;,</w:t>
+      </w:r>
+      <w:r>
+        <w:br/>
+        <w:t>Andrea Iglesias &lt;andreveri12@gmail.com&gt;,</w:t>
+      </w:r>
+      <w:r>
+        <w:br/>
+        <w:t>Administracion IMH &lt;administracion@imhsa.com.ar&gt;,</w:t>
+      </w:r>
+      <w:r>
+        <w:br/>
+        <w:t>Julieta De Santis &lt;julietadesan@gmail.com&gt;,</w:t>
+      </w:r>
+      <w:r>
+        <w:br/>
+        <w:t>"Andru.... Juarez" &lt;andycjuarez@hotmail.com&gt;,</w:t>
+      </w:r>
+      <w:r>
+        <w:br/>
+        <w:t>jpablo.giordano@gmail.com,</w:t>
+      </w:r>
+      <w:r>
+        <w:br/>
+        <w:t>Laura Vicini &lt;laura-vicini@hotmail.com&gt;,</w:t>
+      </w:r>
+      <w:r>
+        <w:br/>
+        <w:t>pablo marcelino &lt;oyrcom@hotmail.com&gt;,</w:t>
+      </w:r>
+      <w:r>
+        <w:br/>
+        <w:t>Pablo Montero &lt;monteropf@gmail.com&gt;,</w:t>
+      </w:r>
+      <w:r>
+        <w:br/>
+        <w:t>Mariano Antunez &lt;antunez.mariano@yahoo.com.ar&gt;,</w:t>
+      </w:r>
+      <w:r>
+        <w:br/>
+        <w:t>Nicolas Pell Richards &lt;nico@reciclarsa.com&gt;,</w:t>
+      </w:r>
+      <w:r>
+        <w:br/>
+        <w:t>Nicolás Gutierrez &lt;nicogutierrez79@hotmail.com&gt;,</w:t>
+      </w:r>
+      <w:r>
+        <w:br/>
+        <w:t>Omar gomez &lt;matrigomez@gmail.com&gt;,</w:t>
+      </w:r>
+      <w:r>
+        <w:br/>
+        <w:t>pmsallaberry &lt;pmsallaberry@gmail.com&gt;,</w:t>
+      </w:r>
+      <w:r>
+        <w:br/>
+        <w:t>PAULA VANESA POTES &lt;paulapotes77@hotmail.com&gt;,</w:t>
+      </w:r>
+      <w:r>
+        <w:br/>
+        <w:t>Viviana Papa &lt;vivibpapa@gmail.com&gt;,</w:t>
+      </w:r>
+      <w:r>
+        <w:br/>
+        <w:t>Romina Troppelli &lt;rominita09@hotmail.com&gt;,</w:t>
+      </w:r>
+      <w:r>
+        <w:br/>
+        <w:t>Damian Reyes &lt;reyesdh@gmail.com&gt;,</w:t>
+      </w:r>
+      <w:r>
+        <w:br/>
+        <w:t>Mariano Repetto &lt;mariano_562@hotmail.com&gt;,</w:t>
+      </w:r>
+      <w:r>
+        <w:br/>
+        <w:t>Silvana Toniutti &lt;silvanatoniutti@hotmail.com&gt;,</w:t>
+      </w:r>
+      <w:r>
+        <w:br/>
+        <w:t>SUAVENOL &lt;suavenol2004@yahoo.com.ar&gt;,</w:t>
+      </w:r>
+      <w:r>
+        <w:br/>
+        <w:t>Andrea Schunk &lt;schunkandrea23@gmail.com&gt;,</w:t>
+      </w:r>
+      <w:r>
+        <w:br/>
+        <w:t>Daniel Perfumo &lt;danielperfumo@gmail.com&gt;,</w:t>
+      </w:r>
+      <w:r>
+        <w:br/>
+        <w:t>Sergio Tapia &lt;sergiotapia2014@gmail.com&gt;,</w:t>
+      </w:r>
+      <w:r>
+        <w:br/>
+        <w:t>Suzel Valiña &lt;valisule@gmail.com&gt;,</w:t>
+      </w:r>
+      <w:r>
+        <w:br/>
+        <w:t>Ximena Vizzini &lt;ximena.vizzini@gmail.com&gt;,</w:t>
+      </w:r>
+      <w:r>
+        <w:br/>
+        <w:t>Javier Flores &lt;jaflores007@hotmail.com&gt;,</w:t>
+      </w:r>
+      <w:r>
+        <w:br/>
+        <w:t>Rolando Gabriel Artigue &lt;gabrielartigue@icloud.com&gt;,</w:t>
+      </w:r>
+      <w:r>
+        <w:br/>
+        <w:t>Maria Eugenia Bachratz &lt;meugeniab@estudiojuridicolz.com.ar&gt;,</w:t>
+      </w:r>
+      <w:r>
+        <w:br/>
+        <w:t>intendencia brisas &lt;intendenciabrisasadrogue@gmail.com&gt;,</w:t>
+      </w:r>
+      <w:r>
+        <w:br/>
+        <w:t>claudio giarmana &lt;claudiogiarmana@hotmail.com&gt;,</w:t>
+      </w:r>
+      <w:r>
+        <w:br/>
+        <w:t>María Agustina Falcone &lt;magustinamaf@yahoo.com.ar&gt;,</w:t>
+      </w:r>
+      <w:r>
+        <w:br/>
+        <w:t>Ale Korin &lt;alekorin@gmail.com&gt;,</w:t>
+      </w:r>
+      <w:r>
+        <w:br/>
+        <w:t>Nicolas Rito &lt;nicolasrito@hotmail.com&gt;,</w:t>
+      </w:r>
+      <w:r>
+        <w:br/>
+        <w:t>luciamartinezrey@hotmail.com,</w:t>
+      </w:r>
+      <w:r>
+        <w:br/>
       </w:r>
       <w:r>
         <w:lastRenderedPageBreak/>
-        <w:t>Ivana Herrera &lt;ivanalagolosinerasrl@gmail.com&gt;,</w:t>
-      </w:r>
-      <w:r>
-        <w:br/>
-      </w:r>
-      <w:proofErr w:type="spellStart"/>
-      <w:r>
-        <w:t>hernan</w:t>
-      </w:r>
-      <w:proofErr w:type="spellEnd"/>
-      <w:r>
-        <w:t xml:space="preserve"> </w:t>
-      </w:r>
-      <w:proofErr w:type="spellStart"/>
-      <w:r>
-        <w:t>jose</w:t>
-      </w:r>
-      <w:proofErr w:type="spellEnd"/>
-      <w:r>
-        <w:t xml:space="preserve"> </w:t>
-      </w:r>
-      <w:proofErr w:type="spellStart"/>
-      <w:r>
-        <w:t>santangelo</w:t>
-      </w:r>
-      <w:proofErr w:type="spellEnd"/>
-      <w:r>
-        <w:t xml:space="preserve"> &lt;hernan.santangelo@googlemail.com&gt;,</w:t>
-      </w:r>
-      <w:r>
-        <w:br/>
-        <w:t>Pablo Nelson Huerta &lt;OnlineBanking@bancogalicia.com.ar&gt;,</w:t>
-      </w:r>
-      <w:r>
-        <w:br/>
-        <w:t>Ismael Matta &lt;ismael.matta@proilde.com&gt;,</w:t>
-      </w:r>
-      <w:r>
-        <w:br/>
-        <w:t xml:space="preserve">juan </w:t>
-      </w:r>
-      <w:proofErr w:type="spellStart"/>
-      <w:r>
-        <w:t>ignacio</w:t>
-      </w:r>
-      <w:proofErr w:type="spellEnd"/>
-      <w:r>
-        <w:t xml:space="preserve"> </w:t>
-      </w:r>
-      <w:proofErr w:type="spellStart"/>
-      <w:r>
-        <w:t>santangelo</w:t>
-      </w:r>
-      <w:proofErr w:type="spellEnd"/>
-      <w:r>
-        <w:t xml:space="preserve"> &lt;juanignaciosantangelo@gmail.com&gt;,</w:t>
-      </w:r>
-      <w:r>
-        <w:br/>
-        <w:t>Andrea Iglesias &lt;andreveri12@gmail.com&gt;,</w:t>
-      </w:r>
-      <w:r>
-        <w:br/>
-      </w:r>
-      <w:proofErr w:type="spellStart"/>
-      <w:r>
-        <w:t>Administracion</w:t>
-      </w:r>
-      <w:proofErr w:type="spellEnd"/>
-      <w:r>
-        <w:t xml:space="preserve"> IMH &lt;administracion@imhsa.com.ar&gt;,</w:t>
-      </w:r>
-      <w:r>
-        <w:br/>
-        <w:t>Julieta De Santis &lt;julietadesan@gmail.com&gt;,</w:t>
-      </w:r>
-      <w:r>
-        <w:br/>
-        <w:t>"Andru.... Juarez" &lt;andycjuarez@hotmail.com&gt;,</w:t>
-      </w:r>
-      <w:r>
-        <w:br/>
-        <w:t>jpablo.giordano@gmail.com,</w:t>
-      </w:r>
-      <w:r>
-        <w:br/>
-        <w:t>Laura Vicini &lt;laura-vicini@hotmail.com&gt;,</w:t>
-      </w:r>
-      <w:r>
-        <w:br/>
-        <w:t xml:space="preserve">pablo </w:t>
-      </w:r>
-      <w:proofErr w:type="spellStart"/>
-      <w:r>
-        <w:t>marcelino</w:t>
-      </w:r>
-      <w:proofErr w:type="spellEnd"/>
-      <w:r>
-        <w:t xml:space="preserve"> &lt;oyrcom@hotmail.com&gt;,</w:t>
-      </w:r>
-      <w:r>
-        <w:br/>
-        <w:t>Pablo Montero &lt;monteropf@gmail.com&gt;,</w:t>
-      </w:r>
-      <w:r>
-        <w:br/>
-        <w:t>Mariano Antunez &lt;antunez.mariano@yahoo.com.ar&gt;,</w:t>
-      </w:r>
-      <w:r>
-        <w:br/>
-        <w:t>Nicolas Pell Richards &lt;nico@reciclarsa.com&gt;,</w:t>
-      </w:r>
-      <w:r>
-        <w:br/>
-        <w:t xml:space="preserve">Nicolás </w:t>
-      </w:r>
-      <w:proofErr w:type="spellStart"/>
-      <w:r>
-        <w:t>Gutierrez</w:t>
-      </w:r>
-      <w:proofErr w:type="spellEnd"/>
-      <w:r>
-        <w:t xml:space="preserve"> &lt;nicogutierrez79@hotmail.com&gt;,</w:t>
-      </w:r>
-      <w:r>
-        <w:br/>
-        <w:t xml:space="preserve">Omar </w:t>
-      </w:r>
-      <w:proofErr w:type="spellStart"/>
-      <w:r>
-        <w:t>gomez</w:t>
-      </w:r>
-      <w:proofErr w:type="spellEnd"/>
-      <w:r>
-        <w:t xml:space="preserve"> &lt;matrigomez@gmail.com&gt;,</w:t>
-      </w:r>
-      <w:r>
-        <w:br/>
-      </w:r>
-      <w:proofErr w:type="spellStart"/>
-      <w:r>
-        <w:t>pmsallaberry</w:t>
-      </w:r>
-      <w:proofErr w:type="spellEnd"/>
-      <w:r>
-        <w:t xml:space="preserve"> &lt;pmsallaberry@gmail.com&gt;,</w:t>
-      </w:r>
-      <w:r>
-        <w:br/>
-        <w:t>PAULA VANESA POTES &lt;paulapotes77@hotmail.com&gt;,</w:t>
-      </w:r>
-      <w:r>
-        <w:br/>
-        <w:t>Viviana Papa &lt;vivibpapa@gmail.com&gt;,</w:t>
-      </w:r>
-      <w:r>
-        <w:br/>
-        <w:t>Romina Troppelli &lt;rominita09@hotmail.com&gt;,</w:t>
-      </w:r>
-      <w:r>
-        <w:br/>
-        <w:t>Damian Reyes &lt;reyesdh@gmail.com&gt;,</w:t>
-      </w:r>
-      <w:r>
-        <w:br/>
-        <w:t>Mariano Repetto &lt;mariano_562@hotmail.com&gt;,</w:t>
-      </w:r>
-      <w:r>
-        <w:br/>
-        <w:t>Silvana Toniutti &lt;silvanatoniutti@hotmail.com&gt;,</w:t>
-      </w:r>
-      <w:r>
-        <w:br/>
-        <w:t>SUAVENOL &lt;suavenol2004@yahoo.com.ar&gt;,</w:t>
-      </w:r>
-      <w:r>
-        <w:br/>
-        <w:t>Andrea Schunk &lt;schunkandrea23@gmail.com&gt;,</w:t>
-      </w:r>
-      <w:r>
-        <w:br/>
-        <w:t>Daniel Perfumo &lt;danielperfumo@gmail.com&gt;,</w:t>
-      </w:r>
-      <w:r>
-        <w:br/>
-        <w:t>Sergio Tapia &lt;sergiotapia2014@gmail.com&gt;,</w:t>
-      </w:r>
-      <w:r>
-        <w:br/>
-        <w:t xml:space="preserve">Suzel </w:t>
-      </w:r>
-      <w:proofErr w:type="spellStart"/>
-      <w:r>
-        <w:t>Valiña</w:t>
-      </w:r>
-      <w:proofErr w:type="spellEnd"/>
-      <w:r>
-        <w:t xml:space="preserve"> &lt;valisule@gmail.com&gt;,</w:t>
-      </w:r>
-      <w:r>
-        <w:br/>
-        <w:t>Ximena Vizzini &lt;ximena.vizzini@gmail.com&gt;,</w:t>
-      </w:r>
-      <w:r>
-        <w:br/>
-        <w:t>Javier Flores &lt;jaflores007@hotmail.com&gt;,</w:t>
-      </w:r>
-      <w:r>
-        <w:br/>
-        <w:t>Rolando Gabriel Artigue &lt;gabrielartigue@icloud.com&gt;,</w:t>
-      </w:r>
-      <w:r>
-        <w:br/>
-      </w:r>
-      <w:proofErr w:type="spellStart"/>
-      <w:r>
-        <w:t>Maria</w:t>
-      </w:r>
-      <w:proofErr w:type="spellEnd"/>
-      <w:r>
-        <w:t xml:space="preserve"> Eugenia Bachratz &lt;meugeniab@estudiojuridicolz.com.ar&gt;,</w:t>
-      </w:r>
-      <w:r>
-        <w:br/>
-        <w:t>intendencia brisas &lt;intendenciabrisasadrogue@gmail.com&gt;,</w:t>
-      </w:r>
-      <w:r>
-        <w:br/>
-      </w:r>
-      <w:proofErr w:type="spellStart"/>
-      <w:r>
-        <w:t>claudio</w:t>
-      </w:r>
-      <w:proofErr w:type="spellEnd"/>
-      <w:r>
-        <w:t xml:space="preserve"> </w:t>
-      </w:r>
-      <w:proofErr w:type="spellStart"/>
-      <w:r>
-        <w:t>giarmana</w:t>
-      </w:r>
-      <w:proofErr w:type="spellEnd"/>
-      <w:r>
-        <w:t xml:space="preserve"> &lt;claudiogiarmana@hotmail.com&gt;,</w:t>
-      </w:r>
-      <w:r>
-        <w:br/>
-        <w:t>María Agustina Falcone &lt;magustinamaf@yahoo.com.ar&gt;,</w:t>
-      </w:r>
-      <w:r>
-        <w:br/>
-        <w:t>Ale Korin &lt;alekorin@gmail.com&gt;,</w:t>
-      </w:r>
-      <w:r>
-        <w:br/>
-        <w:t>Nicolas Rito &lt;nicolasrito@hotmail.com&gt;,</w:t>
-      </w:r>
-      <w:r>
-        <w:br/>
-        <w:t>luciamartinezrey@hotmail.com,</w:t>
-      </w:r>
-      <w:r>
-        <w:br/>
-      </w:r>
-      <w:proofErr w:type="spellStart"/>
-      <w:r>
-        <w:t>xian</w:t>
-      </w:r>
-      <w:proofErr w:type="spellEnd"/>
-      <w:r>
-        <w:t xml:space="preserve"> </w:t>
-      </w:r>
-      <w:proofErr w:type="spellStart"/>
-      <w:r>
-        <w:t>huang</w:t>
-      </w:r>
-      <w:proofErr w:type="spellEnd"/>
-      <w:r>
-        <w:t xml:space="preserve"> &lt;ajen520moria@gmail.com&gt;,</w:t>
+        <w:t>xian huang &lt;ajen520moria@gmail.com&gt;,</w:t>
       </w:r>
       <w:r>
         <w:br/>
@@ -632,9 +346,6 @@
       </w:r>
       <w:r>
         <w:br/>
-      </w:r>
-      <w:r>
-        <w:lastRenderedPageBreak/>
         <w:t>Gaston Didio &lt;gmdb@argentina.com&gt;,</w:t>
       </w:r>
       <w:r>
@@ -663,22 +374,7 @@
       </w:r>
       <w:r>
         <w:br/>
-      </w:r>
-      <w:proofErr w:type="spellStart"/>
-      <w:r>
-        <w:t>anabella</w:t>
-      </w:r>
-      <w:proofErr w:type="spellEnd"/>
-      <w:r>
-        <w:t xml:space="preserve"> </w:t>
-      </w:r>
-      <w:proofErr w:type="spellStart"/>
-      <w:r>
-        <w:t>iampieri</w:t>
-      </w:r>
-      <w:proofErr w:type="spellEnd"/>
-      <w:r>
-        <w:t xml:space="preserve"> &lt;aniiampieri221@hotmail.com&gt;,</w:t>
+        <w:t>anabella iampieri &lt;aniiampieri221@hotmail.com&gt;,</w:t>
       </w:r>
       <w:r>
         <w:br/>
@@ -686,15 +382,7 @@
       </w:r>
       <w:r>
         <w:br/>
-        <w:t xml:space="preserve">Seba </w:t>
-      </w:r>
-      <w:proofErr w:type="spellStart"/>
-      <w:r>
-        <w:t>tec</w:t>
-      </w:r>
-      <w:proofErr w:type="spellEnd"/>
-      <w:r>
-        <w:t xml:space="preserve"> &lt;tecnoautomat4@gmail.com&gt;,</w:t>
+        <w:t>Seba tec &lt;tecnoautomat4@gmail.com&gt;,</w:t>
       </w:r>
       <w:r>
         <w:br/>
@@ -706,22 +394,7 @@
       </w:r>
       <w:r>
         <w:br/>
-      </w:r>
-      <w:proofErr w:type="spellStart"/>
-      <w:r>
-        <w:t>marcelo</w:t>
-      </w:r>
-      <w:proofErr w:type="spellEnd"/>
-      <w:r>
-        <w:t xml:space="preserve"> </w:t>
-      </w:r>
-      <w:proofErr w:type="spellStart"/>
-      <w:r>
-        <w:t>adducci</w:t>
-      </w:r>
-      <w:proofErr w:type="spellEnd"/>
-      <w:r>
-        <w:t xml:space="preserve"> &lt;marceadducci@gmail.com&gt;,</w:t>
+        <w:t>marcelo adducci &lt;marceadducci@gmail.com&gt;,</w:t>
       </w:r>
       <w:r>
         <w:br/>
@@ -729,22 +402,7 @@
       </w:r>
       <w:r>
         <w:br/>
-      </w:r>
-      <w:proofErr w:type="spellStart"/>
-      <w:r>
-        <w:t>daniela</w:t>
-      </w:r>
-      <w:proofErr w:type="spellEnd"/>
-      <w:r>
-        <w:t xml:space="preserve"> </w:t>
-      </w:r>
-      <w:proofErr w:type="spellStart"/>
-      <w:r>
-        <w:t>cabral</w:t>
-      </w:r>
-      <w:proofErr w:type="spellEnd"/>
-      <w:r>
-        <w:t xml:space="preserve"> &lt;daniela_cab28@hotmail.com&gt;,</w:t>
+        <w:t>daniela cabral &lt;daniela_cab28@hotmail.com&gt;,</w:t>
       </w:r>
       <w:r>
         <w:br/>
@@ -752,15 +410,7 @@
       </w:r>
       <w:r>
         <w:br/>
-        <w:t xml:space="preserve">Florencia </w:t>
-      </w:r>
-      <w:proofErr w:type="spellStart"/>
-      <w:r>
-        <w:t>Volonte</w:t>
-      </w:r>
-      <w:proofErr w:type="spellEnd"/>
-      <w:r>
-        <w:t xml:space="preserve"> &lt;fvolonte@reciclarsa.com&gt;,</w:t>
+        <w:t>Florencia Volonte &lt;fvolonte@reciclarsa.com&gt;,</w:t>
       </w:r>
       <w:r>
         <w:br/>
@@ -788,14 +438,7 @@
       </w:r>
       <w:r>
         <w:br/>
-      </w:r>
-      <w:proofErr w:type="spellStart"/>
-      <w:r>
-        <w:t>Quimica</w:t>
-      </w:r>
-      <w:proofErr w:type="spellEnd"/>
-      <w:r>
-        <w:t xml:space="preserve"> Ros S A I C &lt;gerencia@quimicaros.com.ar&gt;,</w:t>
+        <w:t>Quimica Ros S A I C &lt;gerencia@quimicaros.com.ar&gt;,</w:t>
       </w:r>
       <w:r>
         <w:br/>
@@ -813,7 +456,7 @@
 </file>
 
 <file path=word/styles.xml><?xml version="1.0" encoding="utf-8"?>
-<w:styles xmlns:mc="http://schemas.openxmlformats.org/markup-compatibility/2006" xmlns:r="http://schemas.openxmlformats.org/officeDocument/2006/relationships" xmlns:w="http://schemas.openxmlformats.org/wordprocessingml/2006/main" xmlns:w14="http://schemas.microsoft.com/office/word/2010/wordml" xmlns:w15="http://schemas.microsoft.com/office/word/2012/wordml" xmlns:w16cex="http://schemas.microsoft.com/office/word/2018/wordml/cex" xmlns:w16cid="http://schemas.microsoft.com/office/word/2016/wordml/cid" xmlns:w16="http://schemas.microsoft.com/office/word/2018/wordml" xmlns:w16du="http://schemas.microsoft.com/office/word/2023/wordml/word16du" xmlns:w16sdtdh="http://schemas.microsoft.com/office/word/2020/wordml/sdtdatahash" xmlns:w16sdtfl="http://schemas.microsoft.com/office/word/2024/wordml/sdtformatlock" xmlns:w16se="http://schemas.microsoft.com/office/word/2015/wordml/symex" mc:Ignorable="w14 w15 w16se w16cid w16 w16cex w16sdtdh w16sdtfl w16du">
+<w:styles xmlns:mc="http://schemas.openxmlformats.org/markup-compatibility/2006" xmlns:r="http://schemas.openxmlformats.org/officeDocument/2006/relationships" xmlns:w="http://schemas.openxmlformats.org/wordprocessingml/2006/main" xmlns:w14="http://schemas.microsoft.com/office/word/2010/wordml" xmlns:w15="http://schemas.microsoft.com/office/word/2012/wordml" xmlns:w16cex="http://schemas.microsoft.com/office/word/2018/wordml/cex" xmlns:w16cid="http://schemas.microsoft.com/office/word/2016/wordml/cid" xmlns:w16="http://schemas.microsoft.com/office/word/2018/wordml" xmlns:w16sdtdh="http://schemas.microsoft.com/office/word/2020/wordml/sdtdatahash" xmlns:w16se="http://schemas.microsoft.com/office/word/2015/wordml/symex" mc:Ignorable="w14 w15 w16se w16cid w16 w16cex w16sdtdh">
   <w:docDefaults>
     <w:rPrDefault>
       <w:rPr>

--- a/BRISAS/LISTA DE MAILS ACTUALIZADA.docx
+++ b/BRISAS/LISTA DE MAILS ACTUALIZADA.docx
@@ -26,6 +26,9 @@
     <w:p>
       <w:r>
         <w:t>solisdaniel111@hotmail.com</w:t>
+      </w:r>
+      <w:r>
+        <w:t>.ar</w:t>
       </w:r>
       <w:r>
         <w:t>,</w:t>

--- a/BRISAS/LISTA DE MAILS ACTUALIZADA.docx
+++ b/BRISAS/LISTA DE MAILS ACTUALIZADA.docx
@@ -439,14 +439,27 @@
         <w:br/>
         <w:t>Ana Paula &lt;anitapaula0684@gmail.com&gt;,</w:t>
       </w:r>
+    </w:p>
+    <w:p>
+      <w:r>
+        <w:t>mgalbesa66@gmail.com,</w:t>
+      </w:r>
       <w:r>
         <w:br/>
         <w:t>Quimica Ros S A I C &lt;gerencia@quimicaros.com.ar&gt;,</w:t>
       </w:r>
       <w:r>
         <w:br/>
-        <w:t>Diego Tufaro &lt;diego@tufarosa.com.ar&gt;</w:t>
-      </w:r>
+        <w:t xml:space="preserve">Diego Tufaro </w:t>
+      </w:r>
+      <w:hyperlink r:id="rId4" w:history="1">
+        <w:r>
+          <w:rPr>
+            <w:rStyle w:val="Hipervnculo"/>
+          </w:rPr>
+          <w:t>diego@tufarosa.com.ar</w:t>
+        </w:r>
+      </w:hyperlink>
     </w:p>
     <w:sectPr>
       <w:pgSz w:w="11906" w:h="16838"/>
@@ -886,7 +899,6 @@
     <w:next w:val="Normal"/>
     <w:link w:val="Ttulo2Car"/>
     <w:uiPriority w:val="9"/>
-    <w:semiHidden/>
     <w:unhideWhenUsed/>
     <w:qFormat/>
     <w:rsid w:val="004E3654"/>
@@ -1103,7 +1115,6 @@
     <w:basedOn w:val="Fuentedeprrafopredeter"/>
     <w:link w:val="Ttulo2"/>
     <w:uiPriority w:val="9"/>
-    <w:semiHidden/>
     <w:rsid w:val="004E3654"/>
     <w:rPr>
       <w:rFonts w:asciiTheme="majorHAnsi" w:eastAsiaTheme="majorEastAsia" w:hAnsiTheme="majorHAnsi" w:cstheme="majorBidi"/>
@@ -1373,6 +1384,29 @@
       <w:smallCaps/>
       <w:color w:val="2F5496" w:themeColor="accent1" w:themeShade="BF"/>
       <w:spacing w:val="5"/>
+    </w:rPr>
+  </w:style>
+  <w:style w:type="character" w:styleId="Hipervnculo">
+    <w:name w:val="Hyperlink"/>
+    <w:basedOn w:val="Fuentedeprrafopredeter"/>
+    <w:uiPriority w:val="99"/>
+    <w:unhideWhenUsed/>
+    <w:rsid w:val="00756A11"/>
+    <w:rPr>
+      <w:color w:val="0563C1" w:themeColor="hyperlink"/>
+      <w:u w:val="single"/>
+    </w:rPr>
+  </w:style>
+  <w:style w:type="character" w:styleId="Mencinsinresolver">
+    <w:name w:val="Unresolved Mention"/>
+    <w:basedOn w:val="Fuentedeprrafopredeter"/>
+    <w:uiPriority w:val="99"/>
+    <w:semiHidden/>
+    <w:unhideWhenUsed/>
+    <w:rsid w:val="00756A11"/>
+    <w:rPr>
+      <w:color w:val="605E5C"/>
+      <w:shd w:val="clear" w:color="auto" w:fill="E1DFDD"/>
     </w:rPr>
   </w:style>
 </w:styles>
